--- a/Linux project herovired.docx
+++ b/Linux project herovired.docx
@@ -2,6 +2,68 @@
 <file path=word/document.xml><?xml version="1.0" encoding="utf-8"?>
 <w:document xmlns:wpc="http://schemas.microsoft.com/office/word/2010/wordprocessingCanvas" xmlns:cx="http://schemas.microsoft.com/office/drawing/2014/chartex" xmlns:cx1="http://schemas.microsoft.com/office/drawing/2015/9/8/chartex" xmlns:cx2="http://schemas.microsoft.com/office/drawing/2015/10/21/chartex" xmlns:cx3="http://schemas.microsoft.com/office/drawing/2016/5/9/chartex" xmlns:cx4="http://schemas.microsoft.com/office/drawing/2016/5/10/chartex" xmlns:cx5="http://schemas.microsoft.com/office/drawing/2016/5/11/chartex" xmlns:cx6="http://schemas.microsoft.com/office/drawing/2016/5/12/chartex" xmlns:cx7="http://schemas.microsoft.com/office/drawing/2016/5/13/chartex" xmlns:cx8="http://schemas.microsoft.com/office/drawing/2016/5/14/chartex" xmlns:mc="http://schemas.openxmlformats.org/markup-compatibility/2006" xmlns:aink="http://schemas.microsoft.com/office/drawing/2016/ink" xmlns:am3d="http://schemas.microsoft.com/office/drawing/2017/model3d" xmlns:o="urn:schemas-microsoft-com:office:office" xmlns:oel="http://schemas.microsoft.com/office/2019/extlst" xmlns:r="http://schemas.openxmlformats.org/officeDocument/2006/relationships" xmlns:m="http://schemas.openxmlformats.org/officeDocument/2006/math" xmlns:v="urn:schemas-microsoft-com:vml" xmlns:wp14="http://schemas.microsoft.com/office/word/2010/wordprocessingDrawing" xmlns:wp="http://schemas.openxmlformats.org/drawingml/2006/wordprocessingDrawing" xmlns:w10="urn:schemas-microsoft-com:office:word" xmlns:w="http://schemas.openxmlformats.org/wordprocessingml/2006/main" xmlns:w14="http://schemas.microsoft.com/office/word/2010/wordml" xmlns:w15="http://schemas.microsoft.com/office/word/2012/wordml" xmlns:w16cex="http://schemas.microsoft.com/office/word/2018/wordml/cex" xmlns:w16cid="http://schemas.microsoft.com/office/word/2016/wordml/cid" xmlns:w16="http://schemas.microsoft.com/office/word/2018/wordml" xmlns:w16du="http://schemas.microsoft.com/office/word/2023/wordml/word16du" xmlns:w16sdtdh="http://schemas.microsoft.com/office/word/2020/wordml/sdtdatahash" xmlns:w16sdtfl="http://schemas.microsoft.com/office/word/2024/wordml/sdtformatlock" xmlns:w16se="http://schemas.microsoft.com/office/word/2015/wordml/symex" xmlns:wpg="http://schemas.microsoft.com/office/word/2010/wordprocessingGroup" xmlns:wpi="http://schemas.microsoft.com/office/word/2010/wordprocessingInk" xmlns:wne="http://schemas.microsoft.com/office/word/2006/wordml" xmlns:wps="http://schemas.microsoft.com/office/word/2010/wordprocessingShape" mc:Ignorable="w14 w15 w16se w16cid w16 w16cex w16sdtdh w16sdtfl w16du wp14">
   <w:body>
+    <w:p>
+      <w:pPr>
+        <w:rPr>
+          <w:noProof/>
+          <w:sz w:val="60"/>
+          <w:szCs w:val="60"/>
+        </w:rPr>
+      </w:pPr>
+      <w:r>
+        <w:rPr>
+          <w:noProof/>
+          <w:sz w:val="60"/>
+          <w:szCs w:val="60"/>
+        </w:rPr>
+        <w:t>This i</w:t>
+      </w:r>
+      <w:r>
+        <w:rPr>
+          <w:noProof/>
+          <w:sz w:val="60"/>
+          <w:szCs w:val="60"/>
+        </w:rPr>
+        <w:t>s my git repository link:</w:t>
+      </w:r>
+    </w:p>
+    <w:p>
+      <w:pPr>
+        <w:rPr>
+          <w:noProof/>
+          <w:sz w:val="60"/>
+          <w:szCs w:val="60"/>
+        </w:rPr>
+      </w:pPr>
+      <w:hyperlink r:id="rId4" w:history="1">
+        <w:r>
+          <w:rPr>
+            <w:rStyle w:val="Hyperlink"/>
+            <w:noProof/>
+            <w:sz w:val="60"/>
+            <w:szCs w:val="60"/>
+          </w:rPr>
+          <w:t>https://github.com/SnehaDharne-1/Project_linux_assignment</w:t>
+        </w:r>
+      </w:hyperlink>
+    </w:p>
+    <w:p>
+      <w:pPr>
+        <w:rPr>
+          <w:noProof/>
+          <w:sz w:val="60"/>
+          <w:szCs w:val="60"/>
+        </w:rPr>
+      </w:pPr>
+      <w:r>
+        <w:rPr>
+          <w:noProof/>
+          <w:sz w:val="60"/>
+          <w:szCs w:val="60"/>
+        </w:rPr>
+        <w:t>SCREENSHOTS:</w:t>
+      </w:r>
+    </w:p>
     <w:p>
       <w:r>
         <w:rPr>
@@ -25,7 +87,7 @@
                     </pic:cNvPicPr>
                   </pic:nvPicPr>
                   <pic:blipFill>
-                    <a:blip r:embed="rId4">
+                    <a:blip r:embed="rId5">
                       <a:extLst>
                         <a:ext uri="{28A0092B-C50C-407E-A947-70E740481C1C}">
                           <a14:useLocalDpi xmlns:a14="http://schemas.microsoft.com/office/drawing/2010/main" val="0"/>
@@ -61,7 +123,7 @@
           <w:noProof/>
         </w:rPr>
         <w:drawing>
-          <wp:inline distT="0" distB="0" distL="0" distR="0" wp14:anchorId="298085B9" wp14:editId="04EC8E85">
+          <wp:inline distT="0" distB="0" distL="0" distR="0" wp14:anchorId="298085B9" wp14:editId="0651B2E3">
             <wp:extent cx="5731510" cy="2949575"/>
             <wp:effectExtent l="0" t="0" r="2540" b="3175"/>
             <wp:docPr id="586379901" name="Picture 12"/>
@@ -78,7 +140,7 @@
                     </pic:cNvPicPr>
                   </pic:nvPicPr>
                   <pic:blipFill>
-                    <a:blip r:embed="rId5" cstate="print">
+                    <a:blip r:embed="rId6" cstate="print">
                       <a:extLst>
                         <a:ext uri="{28A0092B-C50C-407E-A947-70E740481C1C}">
                           <a14:useLocalDpi xmlns:a14="http://schemas.microsoft.com/office/drawing/2010/main" val="0"/>
@@ -115,7 +177,7 @@
         </w:rPr>
         <w:lastRenderedPageBreak/>
         <w:drawing>
-          <wp:inline distT="0" distB="0" distL="0" distR="0" wp14:anchorId="4296E22C" wp14:editId="677815E3">
+          <wp:inline distT="0" distB="0" distL="0" distR="0" wp14:anchorId="4296E22C" wp14:editId="69088135">
             <wp:extent cx="5731510" cy="2928620"/>
             <wp:effectExtent l="0" t="0" r="2540" b="5080"/>
             <wp:docPr id="1908451272" name="Picture 11"/>
@@ -132,7 +194,7 @@
                     </pic:cNvPicPr>
                   </pic:nvPicPr>
                   <pic:blipFill>
-                    <a:blip r:embed="rId6" cstate="print">
+                    <a:blip r:embed="rId7" cstate="print">
                       <a:extLst>
                         <a:ext uri="{28A0092B-C50C-407E-A947-70E740481C1C}">
                           <a14:useLocalDpi xmlns:a14="http://schemas.microsoft.com/office/drawing/2010/main" val="0"/>
@@ -185,7 +247,7 @@
                     </pic:cNvPicPr>
                   </pic:nvPicPr>
                   <pic:blipFill>
-                    <a:blip r:embed="rId7">
+                    <a:blip r:embed="rId8">
                       <a:extLst>
                         <a:ext uri="{28A0092B-C50C-407E-A947-70E740481C1C}">
                           <a14:useLocalDpi xmlns:a14="http://schemas.microsoft.com/office/drawing/2010/main" val="0"/>
@@ -221,7 +283,7 @@
           <w:noProof/>
         </w:rPr>
         <w:drawing>
-          <wp:inline distT="0" distB="0" distL="0" distR="0" wp14:anchorId="20BE1F08" wp14:editId="3B2076BD">
+          <wp:inline distT="0" distB="0" distL="0" distR="0" wp14:anchorId="20BE1F08" wp14:editId="6F108D45">
             <wp:extent cx="5731510" cy="2947035"/>
             <wp:effectExtent l="0" t="0" r="2540" b="5715"/>
             <wp:docPr id="1577533308" name="Picture 9"/>
@@ -238,7 +300,7 @@
                     </pic:cNvPicPr>
                   </pic:nvPicPr>
                   <pic:blipFill>
-                    <a:blip r:embed="rId8" cstate="print">
+                    <a:blip r:embed="rId9" cstate="print">
                       <a:extLst>
                         <a:ext uri="{28A0092B-C50C-407E-A947-70E740481C1C}">
                           <a14:useLocalDpi xmlns:a14="http://schemas.microsoft.com/office/drawing/2010/main" val="0"/>
@@ -292,7 +354,7 @@
                     </pic:cNvPicPr>
                   </pic:nvPicPr>
                   <pic:blipFill>
-                    <a:blip r:embed="rId9">
+                    <a:blip r:embed="rId10">
                       <a:extLst>
                         <a:ext uri="{28A0092B-C50C-407E-A947-70E740481C1C}">
                           <a14:useLocalDpi xmlns:a14="http://schemas.microsoft.com/office/drawing/2010/main" val="0"/>
@@ -345,7 +407,7 @@
                     </pic:cNvPicPr>
                   </pic:nvPicPr>
                   <pic:blipFill>
-                    <a:blip r:embed="rId10">
+                    <a:blip r:embed="rId11">
                       <a:extLst>
                         <a:ext uri="{28A0092B-C50C-407E-A947-70E740481C1C}">
                           <a14:useLocalDpi xmlns:a14="http://schemas.microsoft.com/office/drawing/2010/main" val="0"/>
@@ -398,7 +460,7 @@
                     </pic:cNvPicPr>
                   </pic:nvPicPr>
                   <pic:blipFill>
-                    <a:blip r:embed="rId11">
+                    <a:blip r:embed="rId12">
                       <a:extLst>
                         <a:ext uri="{28A0092B-C50C-407E-A947-70E740481C1C}">
                           <a14:useLocalDpi xmlns:a14="http://schemas.microsoft.com/office/drawing/2010/main" val="0"/>
@@ -452,7 +514,7 @@
                     </pic:cNvPicPr>
                   </pic:nvPicPr>
                   <pic:blipFill>
-                    <a:blip r:embed="rId12">
+                    <a:blip r:embed="rId13">
                       <a:extLst>
                         <a:ext uri="{28A0092B-C50C-407E-A947-70E740481C1C}">
                           <a14:useLocalDpi xmlns:a14="http://schemas.microsoft.com/office/drawing/2010/main" val="0"/>
@@ -505,7 +567,7 @@
                     </pic:cNvPicPr>
                   </pic:nvPicPr>
                   <pic:blipFill>
-                    <a:blip r:embed="rId13">
+                    <a:blip r:embed="rId14">
                       <a:extLst>
                         <a:ext uri="{28A0092B-C50C-407E-A947-70E740481C1C}">
                           <a14:useLocalDpi xmlns:a14="http://schemas.microsoft.com/office/drawing/2010/main" val="0"/>
@@ -558,7 +620,7 @@
                     </pic:cNvPicPr>
                   </pic:nvPicPr>
                   <pic:blipFill>
-                    <a:blip r:embed="rId14">
+                    <a:blip r:embed="rId15">
                       <a:extLst>
                         <a:ext uri="{28A0092B-C50C-407E-A947-70E740481C1C}">
                           <a14:useLocalDpi xmlns:a14="http://schemas.microsoft.com/office/drawing/2010/main" val="0"/>
@@ -612,7 +674,7 @@
                     </pic:cNvPicPr>
                   </pic:nvPicPr>
                   <pic:blipFill>
-                    <a:blip r:embed="rId15">
+                    <a:blip r:embed="rId16">
                       <a:extLst>
                         <a:ext uri="{28A0092B-C50C-407E-A947-70E740481C1C}">
                           <a14:useLocalDpi xmlns:a14="http://schemas.microsoft.com/office/drawing/2010/main" val="0"/>
@@ -665,7 +727,7 @@
                     </pic:cNvPicPr>
                   </pic:nvPicPr>
                   <pic:blipFill>
-                    <a:blip r:embed="rId16">
+                    <a:blip r:embed="rId17">
                       <a:extLst>
                         <a:ext uri="{28A0092B-C50C-407E-A947-70E740481C1C}">
                           <a14:useLocalDpi xmlns:a14="http://schemas.microsoft.com/office/drawing/2010/main" val="0"/>
@@ -1624,6 +1686,29 @@
       <w:spacing w:val="5"/>
     </w:rPr>
   </w:style>
+  <w:style w:type="character" w:styleId="Hyperlink">
+    <w:name w:val="Hyperlink"/>
+    <w:basedOn w:val="DefaultParagraphFont"/>
+    <w:uiPriority w:val="99"/>
+    <w:unhideWhenUsed/>
+    <w:rsid w:val="005476B0"/>
+    <w:rPr>
+      <w:color w:val="0563C1" w:themeColor="hyperlink"/>
+      <w:u w:val="single"/>
+    </w:rPr>
+  </w:style>
+  <w:style w:type="character" w:styleId="UnresolvedMention">
+    <w:name w:val="Unresolved Mention"/>
+    <w:basedOn w:val="DefaultParagraphFont"/>
+    <w:uiPriority w:val="99"/>
+    <w:semiHidden/>
+    <w:unhideWhenUsed/>
+    <w:rsid w:val="005476B0"/>
+    <w:rPr>
+      <w:color w:val="605E5C"/>
+      <w:shd w:val="clear" w:color="auto" w:fill="E1DFDD"/>
+    </w:rPr>
+  </w:style>
 </w:styles>
 </file>
 
